--- a/Bab_IV_Skripsi.docx
+++ b/Bab_IV_Skripsi.docx
@@ -49,7 +49,7 @@
           <w:sz w:val="24"/>
           <w:szCs w:val="24"/>
         </w:rPr>
-        <w:t xml:space="preserve">Bab ini menjelaskan mengenai perancangan dan desain sistem aplikasi E-Absensi Pegawai secara menyeluruh. Proses perancangan sistem ini mencakup metodologi pengembangan perangkat lunak menggunakan model </w:t>
+        <w:t xml:space="preserve">Bab ini menjelaskan mengenai perancangan dan desain sistem aplikasi Absensi Pegawai secara menyeluruh. Proses perancangan sistem ini mencakup metodologi pengembangan perangkat lunak menggunakan model </w:t>
       </w:r>
       <w:r>
         <w:rPr>
@@ -1992,7 +1992,7 @@
                 <w:sz w:val="20"/>
                 <w:szCs w:val="20"/>
               </w:rPr>
-              <w:t xml:space="preserve">Aplikasi E-Absensi berbasis web terintegrasi dan siap dioperasikan.</w:t>
+              <w:t xml:space="preserve">Aplikasi Absensi Pegawai berbasis web terintegrasi dan siap dioperasikan.</w:t>
             </w:r>
           </w:p>
         </w:tc>
@@ -2125,7 +2125,7 @@
           <w:sz w:val="24"/>
           <w:szCs w:val="24"/>
         </w:rPr>
-        <w:t xml:space="preserve">Kebutuhan fungsional mendefinisikan layanan atau fungsi spesifik yang disediakan oleh sistem E-Absensi kepada pengguna berdasarkan hak akses perannya (</w:t>
+        <w:t xml:space="preserve">Kebutuhan fungsional mendefinisikan layanan atau fungsi spesifik yang disediakan oleh sistem Absensi Pegawai kepada pengguna berdasarkan hak akses perannya (</w:t>
       </w:r>
       <w:r>
         <w:rPr>
@@ -4967,7 +4967,7 @@
           <w:sz w:val="24"/>
           <w:szCs w:val="24"/>
         </w:rPr>
-        <w:t xml:space="preserve">Sistem E-Absensi melibatkan dua aktor utama, yaitu Karyawan (</w:t>
+        <w:t xml:space="preserve">Sistem Absensi Pegawai melibatkan dua aktor utama, yaitu Karyawan (</w:t>
       </w:r>
       <w:r>
         <w:rPr>
@@ -5073,7 +5073,7 @@
           <w:sz w:val="20"/>
           <w:szCs w:val="20"/>
         </w:rPr>
-        <w:t xml:space="preserve">Tabel 3.4 Matriks Use Case Sistem E-Absensi</w:t>
+        <w:t xml:space="preserve">Tabel 3.4 Matriks Use Case Sistem Absensi Pegawai</w:t>
       </w:r>
     </w:p>
     <w:tbl>
@@ -8274,7 +8274,7 @@
           <w:sz w:val="20"/>
           <w:szCs w:val="20"/>
         </w:rPr>
-        <w:t xml:space="preserve">Gambar 3.1 Use Case Diagram Sistem E-Absensi Pegawai Berbasis Geofencing</w:t>
+        <w:t xml:space="preserve">Gambar 3.1 Use Case Diagram Sistem Absensi Pegawai Berbasis Geofencing</w:t>
       </w:r>
     </w:p>
     <w:p>
@@ -8306,7 +8306,7 @@
           <w:sz w:val="24"/>
           <w:szCs w:val="24"/>
         </w:rPr>
-        <w:t xml:space="preserve"> sistem E-Absensi Pegawai. Diagram ini memodelkan interaksi antara dua aktor utama (Karyawan dan </w:t>
+        <w:t xml:space="preserve"> sistem Absensi Pegawai. Diagram ini memodelkan interaksi antara dua aktor utama (Karyawan dan </w:t>
       </w:r>
       <w:r>
         <w:rPr>
@@ -8541,7 +8541,7 @@
           <w:sz w:val="24"/>
           <w:szCs w:val="24"/>
         </w:rPr>
-        <w:t xml:space="preserve">). Pada sistem E-Absensi dirancang diagram alur aktivitas untuk presensi </w:t>
+        <w:t xml:space="preserve">). Pada sistem Absensi Pegawai dirancang diagram alur aktivitas untuk presensi </w:t>
       </w:r>
       <w:r>
         <w:rPr>
@@ -9480,7 +9480,7 @@
           <w:sz w:val="24"/>
           <w:szCs w:val="24"/>
         </w:rPr>
-        <w:t xml:space="preserve">Sistem E-Absensi Pegawai dirancang menggunakan arsitektur </w:t>
+        <w:t xml:space="preserve">Sistem Absensi Pegawai dirancang menggunakan arsitektur </w:t>
       </w:r>
       <w:r>
         <w:rPr>
@@ -11792,7 +11792,7 @@
           <w:sz w:val="24"/>
           <w:szCs w:val="24"/>
         </w:rPr>
-        <w:t xml:space="preserve">) sistem E-Absensi memetakan relasi antar entitas sebagai berikut:</w:t>
+        <w:t xml:space="preserve">) sistem Absensi Pegawai memetakan relasi antar entitas sebagai berikut:</w:t>
       </w:r>
     </w:p>
     <w:p>
@@ -12195,7 +12195,7 @@
           <w:sz w:val="20"/>
           <w:szCs w:val="20"/>
         </w:rPr>
-        <w:t xml:space="preserve">Gambar 3.6 Entity Relationship Diagram (ERD) Basis Data Sistem E-Absensi</w:t>
+        <w:t xml:space="preserve">Gambar 3.6 Entity Relationship Diagram (ERD) Basis Data Sistem Absensi Pegawai</w:t>
       </w:r>
     </w:p>
     <w:p>
@@ -12245,7 +12245,7 @@
           <w:sz w:val="24"/>
           <w:szCs w:val="24"/>
         </w:rPr>
-        <w:t xml:space="preserve">) basis data sistem E-Absensi. Diagram ini memperlihatkan keterhubungan relasi One-to-Many (1:N) antara entitas </w:t>
+        <w:t xml:space="preserve">) basis data sistem Absensi Pegawai. Diagram ini memperlihatkan keterhubungan relasi One-to-Many (1:N) antara entitas </w:t>
       </w:r>
       <w:r>
         <w:rPr>
@@ -18079,7 +18079,7 @@
           <w:sz w:val="24"/>
           <w:szCs w:val="24"/>
         </w:rPr>
-        <w:t xml:space="preserve"> Design) sistem E-Absensi dibangun melalui pendekatan </w:t>
+        <w:t xml:space="preserve"> Design) sistem Absensi Pegawai dibangun melalui pendekatan </w:t>
       </w:r>
       <w:r>
         <w:rPr>
@@ -20811,7 +20811,7 @@
           <w:sz w:val="24"/>
           <w:szCs w:val="24"/>
         </w:rPr>
-        <w:t xml:space="preserve">Bab ini menyajikan hasil implementasi sistem, pengujian fungsionalitas aplikasi, serta pembahasan mendalam terhadap hasil penelitian sistem E-Absensi Pegawai yang telah dirancang pada Bab III. Tahap implementasi mendeskripsikan spesifikasi lingkungan pengembangan, implementasi skema basis data menggunakan </w:t>
+        <w:t xml:space="preserve">Bab ini menyajikan hasil implementasi sistem, pengujian fungsionalitas aplikasi, serta pembahasan mendalam terhadap hasil penelitian sistem Absensi Pegawai yang telah dirancang pada Bab III. Tahap implementasi mendeskripsikan spesifikasi lingkungan pengembangan, implementasi skema basis data menggunakan </w:t>
       </w:r>
       <w:r>
         <w:rPr>
@@ -21059,7 +21059,7 @@
           <w:sz w:val="24"/>
           <w:szCs w:val="24"/>
         </w:rPr>
-        <w:t xml:space="preserve">Pembangunan, implementasi, dan pengujian sistem E-Absensi Pegawai dijalankan pada lingkungan perangkat keras (</w:t>
+        <w:t xml:space="preserve">Pembangunan, implementasi, dan pengujian sistem Absensi Pegawai dijalankan pada lingkungan perangkat keras (</w:t>
       </w:r>
       <w:r>
         <w:rPr>
@@ -25387,7 +25387,7 @@
           <w:sz w:val="24"/>
           <w:szCs w:val="24"/>
         </w:rPr>
-        <w:t xml:space="preserve">) aplikasi E-Absensi yang dikembangkan berdasarkan rancangan </w:t>
+        <w:t xml:space="preserve">) aplikasi Absensi Pegawai yang dikembangkan berdasarkan rancangan </w:t>
       </w:r>
       <w:r>
         <w:rPr>
@@ -28395,7 +28395,7 @@
           <w:sz w:val="24"/>
           <w:szCs w:val="24"/>
         </w:rPr>
-        <w:t xml:space="preserve">Berdasarkan kasus uji yang telah disusun, berikut disajikan matriks lengkap hasil pengujian fungsionalitas sistem E-Absensi yang telah dilaksanakan:</w:t>
+        <w:t xml:space="preserve">Berdasarkan kasus uji yang telah disusun, berikut disajikan matriks lengkap hasil pengujian fungsionalitas sistem Absensi Pegawai yang telah dilaksanakan:</w:t>
       </w:r>
     </w:p>
     <w:p>
@@ -31191,7 +31191,7 @@
           <w:sz w:val="24"/>
           <w:szCs w:val="24"/>
         </w:rPr>
-        <w:t xml:space="preserve"> yang dilaksanakan, seluruh butir pengujian memperoleh hasil aktual yang 100% selaras dengan hasil yang diharapkan. Hal ini membuktikan bahwa seluruh modul fungsional sistem E-Absensi berjalan secara andal, bebas dari galat fatal, dan siap untuk dioperasikan.</w:t>
+        <w:t xml:space="preserve"> yang dilaksanakan, seluruh butir pengujian memperoleh hasil aktual yang 100% selaras dengan hasil yang diharapkan. Hal ini membuktikan bahwa seluruh modul fungsional sistem Absensi Pegawai berjalan secara andal, bebas dari galat fatal, dan siap untuk dioperasikan.</w:t>
       </w:r>
     </w:p>
     <w:p>
@@ -31223,7 +31223,7 @@
           <w:sz w:val="24"/>
           <w:szCs w:val="24"/>
         </w:rPr>
-        <w:t xml:space="preserve">Pada bagian ini disajikan analisis mendalam dan pembahasan akademis mengenai temuan-temuan penting dari hasil implementasi dan pengujian sistem E-Absensi Pegawai:</w:t>
+        <w:t xml:space="preserve">Pada bagian ini disajikan analisis mendalam dan pembahasan akademis mengenai temuan-temuan penting dari hasil implementasi dan pengujian sistem Absensi Pegawai:</w:t>
       </w:r>
     </w:p>
     <w:p>
@@ -32020,7 +32020,7 @@
           <w:sz w:val="24"/>
           <w:szCs w:val="24"/>
         </w:rPr>
-        <w:t xml:space="preserve">1. Aplikasi E-Absensi Pegawai berbasis web telah berhasil dibangun dan diimplementasikan secara utuh sesuai rancangan desain sistem pada Bab III menggunakan stack teknologi </w:t>
+        <w:t xml:space="preserve">1. Aplikasi Absensi Pegawai berbasis web telah berhasil dibangun dan diimplementasikan secara utuh sesuai rancangan desain sistem pada Bab III menggunakan stack teknologi </w:t>
       </w:r>
       <w:r>
         <w:rPr>
@@ -32401,7 +32401,7 @@
           <w:sz w:val="24"/>
           <w:szCs w:val="24"/>
         </w:rPr>
-        <w:t xml:space="preserve"> pada 14 skenario kasus uji memperoleh tingkat keberhasilan 100% valid, membuktikan bahwa aplikasi E-Absensi siap untuk dioperasikan secara penuh dan layak dipertahankan dalam sidang skripsi.</w:t>
+        <w:t xml:space="preserve"> pada 14 skenario kasus uji memperoleh tingkat keberhasilan 100% valid, membuktikan bahwa aplikasi Absensi Pegawai siap untuk dioperasikan secara penuh dan layak dipertahankan dalam sidang skripsi.</w:t>
       </w:r>
     </w:p>
     <w:sectPr>
